--- a/public/dev/resume-sample.docx
+++ b/public/dev/resume-sample.docx
@@ -3,8 +3,21 @@
 <w:document xmlns:w="http://schemas.openxmlformats.org/wordprocessingml/2006/main">
   <w:body>
     <w:p>
+      <w:pPr>
+        <w:jc w:val="center"/>
+      </w:pPr>
       <w:r>
-        <w:t>张三 | 后端工程师 | 3 年经验</w:t>
+        <w:rPr>
+          <w:rFonts w:ascii="Calibri" w:hAnsi="Calibri"/>
+          <w:b/>
+          <w:sz w:val="44"/>
+        </w:rPr>
+        <w:t>张三的简历</w:t>
+      </w:r>
+    </w:p>
+    <w:p>
+      <w:r>
+        <w:t>后端工程师 | 3 年经验 | 本科</w:t>
       </w:r>
     </w:p>
     <w:p>
